--- a/public/fun/forms/자기소개서_보험·금융영업_1_문항형.docx
+++ b/public/fun/forms/자기소개서_보험·금융영업_1_문항형.docx
@@ -574,13 +574,494 @@
       </w:tr>
     </w:tbl>
     <w:p>
+      <w:r>
+        <w:br w:type="page"/>
+      </w:r>
+    </w:p>
+    <w:p>
       <w:pPr>
-        <w:spacing w:lineRule="exact" w:line="15"/>
+        <w:keepNext w:val="0"/>
+        <w:pBdr>
+          <w:bottom w:val="single" w:sz="12" w:space="4" w:color="4F7A48"/>
+        </w:pBdr>
+        <w:spacing w:before="0" w:after="40"/>
+        <w:jc w:val="left"/>
       </w:pPr>
       <w:r>
         <w:rPr>
-          <w:sz w:val="2"/>
+          <w:rFonts w:ascii="맑은 고딕" w:hAnsi="맑은 고딕" w:eastAsia="맑은 고딕" w:cs="맑은 고딕"/>
+          <w:b/>
+          <w:color w:val="2C4927"/>
+          <w:spacing w:val="60"/>
+          <w:sz w:val="36"/>
         </w:rPr>
+        <w:t>작성 가이드</w:t>
+      </w:r>
+      <w:r>
+        <w:rPr>
+          <w:color w:val="8A929C"/>
+          <w:sz w:val="18"/>
+        </w:rPr>
+        <w:t xml:space="preserve">   제출 전에 이 장은 지우세요</w:t>
+      </w:r>
+    </w:p>
+    <w:p>
+      <w:pPr>
+        <w:keepNext w:val="0"/>
+        <w:spacing w:before="80" w:after="120"/>
+        <w:jc w:val="left"/>
+      </w:pPr>
+      <w:r>
+        <w:rPr>
+          <w:b/>
+          <w:color w:val="4F7A48"/>
+          <w:sz w:val="19"/>
+        </w:rPr>
+        <w:t>보험·금융 영업 자기소개서</w:t>
+      </w:r>
+    </w:p>
+    <w:p>
+      <w:pPr>
+        <w:keepNext w:val="0"/>
+        <w:spacing w:before="0" w:after="60"/>
+        <w:jc w:val="left"/>
+      </w:pPr>
+      <w:r>
+        <w:rPr>
+          <w:b/>
+          <w:color w:val="4F7A48"/>
+          <w:sz w:val="19"/>
+        </w:rPr>
+        <w:t xml:space="preserve">1.  </w:t>
+      </w:r>
+      <w:r>
+        <w:rPr>
+          <w:sz w:val="19"/>
+        </w:rPr>
+        <w:t>시간 순서(성장과정부터)가 아니라 문항이 묻는 것에 바로 답합니다. 첫 문장에 결론을 둡니다. (고용24 · NCS)</w:t>
+      </w:r>
+    </w:p>
+    <w:p>
+      <w:pPr>
+        <w:keepNext w:val="0"/>
+        <w:spacing w:before="0" w:after="60"/>
+        <w:jc w:val="left"/>
+      </w:pPr>
+      <w:r>
+        <w:rPr>
+          <w:b/>
+          <w:color w:val="4F7A48"/>
+          <w:sz w:val="19"/>
+        </w:rPr>
+        <w:t xml:space="preserve">2.  </w:t>
+      </w:r>
+      <w:r>
+        <w:rPr>
+          <w:sz w:val="19"/>
+        </w:rPr>
+        <w:t>4단계로 준비: ① 회사·직무 정보 모으기 → ② 내 역량 정리 → ③ 경험 정리 → ④ 입사 후 목표 정하기.</w:t>
+      </w:r>
+    </w:p>
+    <w:p>
+      <w:pPr>
+        <w:keepNext w:val="0"/>
+        <w:spacing w:before="0" w:after="60"/>
+        <w:jc w:val="left"/>
+      </w:pPr>
+      <w:r>
+        <w:rPr>
+          <w:b/>
+          <w:color w:val="4F7A48"/>
+          <w:sz w:val="19"/>
+        </w:rPr>
+        <w:t xml:space="preserve">3.  </w:t>
+      </w:r>
+      <w:r>
+        <w:rPr>
+          <w:sz w:val="19"/>
+        </w:rPr>
+        <w:t>경험은 STAR로: 상황(S) · 과제(T) · 행동(A) · 결과(R). 특히 '내가 한 일'과 숫자 결과를 분명하게. (하이잡)</w:t>
+      </w:r>
+    </w:p>
+    <w:p>
+      <w:pPr>
+        <w:keepNext w:val="0"/>
+        <w:spacing w:before="0" w:after="60"/>
+        <w:jc w:val="left"/>
+      </w:pPr>
+      <w:r>
+        <w:rPr>
+          <w:b/>
+          <w:color w:val="4F7A48"/>
+          <w:sz w:val="19"/>
+        </w:rPr>
+        <w:t xml:space="preserve">4.  </w:t>
+      </w:r>
+      <w:r>
+        <w:rPr>
+          <w:sz w:val="19"/>
+        </w:rPr>
+        <w:t>지원동기는 '회사가 좋아서'가 아니라 '내 경험이 이 직무에 어떻게 이어지는지'로 씁니다.</w:t>
+      </w:r>
+    </w:p>
+    <w:p>
+      <w:pPr>
+        <w:keepNext w:val="0"/>
+        <w:spacing w:before="0" w:after="60"/>
+        <w:jc w:val="left"/>
+      </w:pPr>
+      <w:r>
+        <w:rPr>
+          <w:b/>
+          <w:color w:val="4F7A48"/>
+          <w:sz w:val="19"/>
+        </w:rPr>
+        <w:t xml:space="preserve">5.  </w:t>
+      </w:r>
+      <w:r>
+        <w:rPr>
+          <w:sz w:val="19"/>
+        </w:rPr>
+        <w:t>분량은 문항 글자 수의 90~100%. 같은 경험을 문항마다 반복하지 말고 문항마다 다른 경험을 고릅니다.</w:t>
+      </w:r>
+    </w:p>
+    <w:tbl>
+      <w:tblPr>
+        <w:tblW w:w="10350" w:type="dxa"/>
+        <w:jc w:val="left"/>
+        <w:tblLayout w:type="fixed"/>
+        <w:tblCellMar>
+          <w:top w:w="90" w:type="dxa"/>
+          <w:left w:w="150" w:type="dxa"/>
+          <w:bottom w:w="90" w:type="dxa"/>
+          <w:right w:w="150" w:type="dxa"/>
+        </w:tblCellMar>
+        <w:tblLook w:firstColumn="1" w:firstRow="1" w:lastColumn="0" w:lastRow="0" w:noHBand="0" w:noVBand="1" w:val="04A0"/>
+      </w:tblPr>
+      <w:tblGrid>
+        <w:gridCol w:w="10350"/>
+      </w:tblGrid>
+      <w:tr>
+        <w:tc>
+          <w:tcPr>
+            <w:tcW w:type="dxa" w:w="10350"/>
+            <w:shd w:val="clear" w:color="auto" w:fill="F2F5F2"/>
+          </w:tcPr>
+          <w:p>
+            <w:pPr>
+              <w:spacing w:before="0" w:after="0"/>
+              <w:jc w:val="left"/>
+            </w:pPr>
+            <w:r>
+              <w:rPr>
+                <w:b/>
+                <w:color w:val="2C4927"/>
+                <w:sz w:val="19"/>
+              </w:rPr>
+              <w:t>보험·금융 영업는 이렇게</w:t>
+            </w:r>
+          </w:p>
+          <w:p>
+            <w:pPr>
+              <w:spacing w:before="40" w:after="0"/>
+              <w:jc w:val="left"/>
+            </w:pPr>
+            <w:r>
+              <w:rPr>
+                <w:color w:val="2C4927"/>
+                <w:sz w:val="19"/>
+              </w:rPr>
+              <w:t>자격(보험설계사·펀드 등)과 번호 대신 취득일을 정확히 적습니다. 실적은 사실만 쓰고 수익·보장을 단정하는 표현은 피하세요.</w:t>
+            </w:r>
+          </w:p>
+        </w:tc>
+      </w:tr>
+    </w:tbl>
+    <w:p>
+      <w:pPr>
+        <w:spacing w:lineRule="exact" w:line="120" w:before="0" w:after="0"/>
+      </w:pPr>
+    </w:p>
+    <w:p>
+      <w:pPr>
+        <w:keepNext w:val="0"/>
+        <w:spacing w:before="0" w:after="60"/>
+        <w:jc w:val="left"/>
+      </w:pPr>
+      <w:r>
+        <w:rPr>
+          <w:b/>
+          <w:color w:val="2C4927"/>
+          <w:sz w:val="20"/>
+        </w:rPr>
+        <w:t>STAR 이렇게 적어요 (예시 — 가상의 내용입니다)</w:t>
+      </w:r>
+    </w:p>
+    <w:tbl>
+      <w:tblPr>
+        <w:tblW w:w="10350" w:type="dxa"/>
+        <w:jc w:val="left"/>
+        <w:tblBorders>
+          <w:top w:val="single" w:sz="4" w:space="0" w:color="C5D5C3"/>
+          <w:left w:val="single" w:sz="4" w:space="0" w:color="C5D5C3"/>
+          <w:bottom w:val="single" w:sz="4" w:space="0" w:color="C5D5C3"/>
+          <w:right w:val="single" w:sz="4" w:space="0" w:color="C5D5C3"/>
+          <w:insideH w:val="single" w:sz="4" w:space="0" w:color="C5D5C3"/>
+          <w:insideV w:val="single" w:sz="4" w:space="0" w:color="C5D5C3"/>
+        </w:tblBorders>
+        <w:tblLayout w:type="fixed"/>
+        <w:tblCellMar>
+          <w:top w:w="60" w:type="dxa"/>
+          <w:left w:w="120" w:type="dxa"/>
+          <w:bottom w:w="60" w:type="dxa"/>
+          <w:right w:w="120" w:type="dxa"/>
+        </w:tblCellMar>
+        <w:tblLook w:firstColumn="1" w:firstRow="1" w:lastColumn="0" w:lastRow="0" w:noHBand="0" w:noVBand="1" w:val="04A0"/>
+      </w:tblPr>
+      <w:tblGrid>
+        <w:gridCol w:w="1290"/>
+        <w:gridCol w:w="9060"/>
+      </w:tblGrid>
+      <w:tr>
+        <w:trPr>
+          <w:trHeight w:val="510" w:hRule="atLeast"/>
+          <w:cantSplit/>
+        </w:trPr>
+        <w:tc>
+          <w:tcPr>
+            <w:tcW w:type="dxa" w:w="1290"/>
+            <w:shd w:val="clear" w:color="auto" w:fill="F2F5F2"/>
+            <w:vAlign w:val="center"/>
+          </w:tcPr>
+          <w:p>
+            <w:pPr>
+              <w:spacing w:before="0" w:after="0"/>
+              <w:jc w:val="center"/>
+            </w:pPr>
+            <w:r>
+              <w:rPr>
+                <w:b/>
+                <w:color w:val="2C4927"/>
+                <w:sz w:val="19"/>
+              </w:rPr>
+              <w:t>상 황</w:t>
+            </w:r>
+          </w:p>
+        </w:tc>
+        <w:tc>
+          <w:tcPr>
+            <w:tcW w:type="dxa" w:w="9060"/>
+            <w:vAlign w:val="center"/>
+          </w:tcPr>
+          <w:p>
+            <w:pPr>
+              <w:spacing w:before="0" w:after="0"/>
+              <w:jc w:val="left"/>
+            </w:pPr>
+            <w:r>
+              <w:rPr>
+                <w:color w:val="4F7A48"/>
+                <w:sz w:val="19"/>
+              </w:rPr>
+              <w:t>기존 보험을 정리하지 못한 30대 고객</w:t>
+            </w:r>
+          </w:p>
+        </w:tc>
+      </w:tr>
+      <w:tr>
+        <w:trPr>
+          <w:trHeight w:val="510" w:hRule="atLeast"/>
+          <w:cantSplit/>
+        </w:trPr>
+        <w:tc>
+          <w:tcPr>
+            <w:tcW w:type="dxa" w:w="1290"/>
+            <w:shd w:val="clear" w:color="auto" w:fill="F2F5F2"/>
+            <w:vAlign w:val="center"/>
+          </w:tcPr>
+          <w:p>
+            <w:pPr>
+              <w:spacing w:before="0" w:after="0"/>
+              <w:jc w:val="center"/>
+            </w:pPr>
+            <w:r>
+              <w:rPr>
+                <w:b/>
+                <w:color w:val="2C4927"/>
+                <w:sz w:val="19"/>
+              </w:rPr>
+              <w:t>과 제</w:t>
+            </w:r>
+          </w:p>
+        </w:tc>
+        <w:tc>
+          <w:tcPr>
+            <w:tcW w:type="dxa" w:w="9060"/>
+            <w:vAlign w:val="center"/>
+          </w:tcPr>
+          <w:p>
+            <w:pPr>
+              <w:spacing w:before="0" w:after="0"/>
+              <w:jc w:val="left"/>
+            </w:pPr>
+            <w:r>
+              <w:rPr>
+                <w:color w:val="4F7A48"/>
+                <w:sz w:val="19"/>
+              </w:rPr>
+              <w:t>중복 보장 점검과 필요 보장 정리</w:t>
+            </w:r>
+          </w:p>
+        </w:tc>
+      </w:tr>
+      <w:tr>
+        <w:trPr>
+          <w:trHeight w:val="510" w:hRule="atLeast"/>
+          <w:cantSplit/>
+        </w:trPr>
+        <w:tc>
+          <w:tcPr>
+            <w:tcW w:type="dxa" w:w="1290"/>
+            <w:shd w:val="clear" w:color="auto" w:fill="F2F5F2"/>
+            <w:vAlign w:val="center"/>
+          </w:tcPr>
+          <w:p>
+            <w:pPr>
+              <w:spacing w:before="0" w:after="0"/>
+              <w:jc w:val="center"/>
+            </w:pPr>
+            <w:r>
+              <w:rPr>
+                <w:b/>
+                <w:color w:val="2C4927"/>
+                <w:sz w:val="19"/>
+              </w:rPr>
+              <w:t>행 동</w:t>
+            </w:r>
+          </w:p>
+        </w:tc>
+        <w:tc>
+          <w:tcPr>
+            <w:tcW w:type="dxa" w:w="9060"/>
+            <w:vAlign w:val="center"/>
+          </w:tcPr>
+          <w:p>
+            <w:pPr>
+              <w:spacing w:before="0" w:after="0"/>
+              <w:jc w:val="left"/>
+            </w:pPr>
+            <w:r>
+              <w:rPr>
+                <w:color w:val="4F7A48"/>
+                <w:sz w:val="19"/>
+              </w:rPr>
+              <w:t>증권 분석표를 만들어 보장 공백·중복을 함께 확인</w:t>
+            </w:r>
+          </w:p>
+        </w:tc>
+      </w:tr>
+      <w:tr>
+        <w:trPr>
+          <w:trHeight w:val="510" w:hRule="atLeast"/>
+          <w:cantSplit/>
+        </w:trPr>
+        <w:tc>
+          <w:tcPr>
+            <w:tcW w:type="dxa" w:w="1290"/>
+            <w:shd w:val="clear" w:color="auto" w:fill="F2F5F2"/>
+            <w:vAlign w:val="center"/>
+          </w:tcPr>
+          <w:p>
+            <w:pPr>
+              <w:spacing w:before="0" w:after="0"/>
+              <w:jc w:val="center"/>
+            </w:pPr>
+            <w:r>
+              <w:rPr>
+                <w:b/>
+                <w:color w:val="2C4927"/>
+                <w:sz w:val="19"/>
+              </w:rPr>
+              <w:t>결 과</w:t>
+            </w:r>
+          </w:p>
+        </w:tc>
+        <w:tc>
+          <w:tcPr>
+            <w:tcW w:type="dxa" w:w="9060"/>
+            <w:vAlign w:val="center"/>
+          </w:tcPr>
+          <w:p>
+            <w:pPr>
+              <w:spacing w:before="0" w:after="0"/>
+              <w:jc w:val="left"/>
+            </w:pPr>
+            <w:r>
+              <w:rPr>
+                <w:color w:val="4F7A48"/>
+                <w:sz w:val="19"/>
+              </w:rPr>
+              <w:t>월 보험료 12% 조정, 이후 3년 유지</w:t>
+            </w:r>
+          </w:p>
+        </w:tc>
+      </w:tr>
+    </w:tbl>
+    <w:p>
+      <w:pPr>
+        <w:keepNext w:val="0"/>
+        <w:spacing w:before="200" w:after="60"/>
+        <w:jc w:val="left"/>
+      </w:pPr>
+      <w:r>
+        <w:rPr>
+          <w:b/>
+          <w:color w:val="2C4927"/>
+          <w:sz w:val="20"/>
+        </w:rPr>
+        <w:t>쓰기 전 체크</w:t>
+      </w:r>
+    </w:p>
+    <w:p>
+      <w:pPr>
+        <w:keepNext w:val="0"/>
+        <w:spacing w:before="0" w:after="40"/>
+        <w:jc w:val="left"/>
+      </w:pPr>
+      <w:r>
+        <w:rPr>
+          <w:color w:val="8A929C"/>
+          <w:sz w:val="18"/>
+        </w:rPr>
+        <w:t>□ 첫 문장에 결론(핵심 메시지)이 있나요?   □ '내가 한 일'이 주어로 분명한가요?   □ 결과에 숫자가 있나요?</w:t>
+      </w:r>
+    </w:p>
+    <w:p>
+      <w:pPr>
+        <w:keepNext w:val="0"/>
+        <w:spacing w:before="0" w:after="40"/>
+        <w:jc w:val="left"/>
+      </w:pPr>
+      <w:r>
+        <w:rPr>
+          <w:color w:val="8A929C"/>
+          <w:sz w:val="18"/>
+        </w:rPr>
+        <w:t>□ 문항이 묻는 것에 정확히 답했나요?   □ 글자 수를 지켰나요?   □ 다른 회사 이름이 남아 있지 않나요?</w:t>
+      </w:r>
+    </w:p>
+    <w:p>
+      <w:pPr>
+        <w:keepNext w:val="0"/>
+        <w:spacing w:before="280" w:after="0"/>
+        <w:jc w:val="left"/>
+      </w:pPr>
+      <w:r>
+        <w:rPr>
+          <w:color w:val="A9B0B8"/>
+          <w:sz w:val="16"/>
+        </w:rPr>
+        <w:t>참고: 고용24 이력서·자기소개서 작성 가이드, NCS 입사지원서 구성, STAR 기법 해설, JSON Resume 스키마 (공개 자료를 바탕으로 풀어 쓴 안내입니다)</w:t>
       </w:r>
     </w:p>
     <w:sectPr>

--- a/public/fun/forms/자기소개서_보험·금융영업_1_문항형.docx
+++ b/public/fun/forms/자기소개서_보험·금융영업_1_문항형.docx
@@ -214,7 +214,7 @@
           <w:color w:val="8A929C"/>
           <w:sz w:val="17"/>
         </w:rPr>
-        <w:t xml:space="preserve">   (600자)</w:t>
+        <w:t xml:space="preserve">   (600자 · STAR로)</w:t>
       </w:r>
     </w:p>
     <w:tbl>
@@ -522,7 +522,7 @@
           <w:color w:val="8A929C"/>
           <w:sz w:val="17"/>
         </w:rPr>
-        <w:t xml:space="preserve">   (500자)</w:t>
+        <w:t xml:space="preserve">   (500자 · 내 경험과 연결)</w:t>
       </w:r>
     </w:p>
     <w:tbl>

--- a/public/fun/forms/자기소개서_보험·금융영업_1_문항형.docx
+++ b/public/fun/forms/자기소개서_보험·금융영업_1_문항형.docx
@@ -863,7 +863,7 @@
                 <w:color w:val="4F7A48"/>
                 <w:sz w:val="19"/>
               </w:rPr>
-              <w:t>기존 보험을 정리하지 못한 30대 고객</w:t>
+              <w:t>기존 보험을 정리하지 못한 고객</w:t>
             </w:r>
           </w:p>
         </w:tc>
